--- a/учебник_часть2/Путеводитель_Занятие2.docx
+++ b/учебник_часть2/Путеводитель_Занятие2.docx
@@ -421,6 +421,44 @@
           <w:szCs w:val="28"/>
         </w:rPr>
         <w:t xml:space="preserve">Действие: для каждой задачи выбрать в столбце «Примечание» документ, который реально появляется на её выходе, и там, где столбец «Вид проверочных работ» присутствует, — метод контроля, применимый именно к этой операции. После заполнения каждого этапа нажимать кнопку «Проверить» в соответствующей голубой строке, чтобы увидеть текущий процент ошибочности и, при необходимости, вернуться к таблице и поправить отдельные строки.</w:t>
+      </w:r>
+    </w:p>
+    <w:p>
+      <w:pPr>
+        <w:spacing w:after="0" w:before="0" w:line="360" w:lineRule="auto"/>
+        <w:ind w:firstLine="709"/>
+        <w:jc w:val="both"/>
+      </w:pPr>
+      <w:r>
+        <w:rPr>
+          <w:rFonts w:ascii="Times New Roman" w:cs="Times New Roman" w:eastAsia="Times New Roman" w:hAnsi="Times New Roman"/>
+          <w:b w:val="false"/>
+          <w:bCs w:val="false"/>
+          <w:i w:val="false"/>
+          <w:iCs w:val="false"/>
+          <w:sz w:val="28"/>
+          <w:szCs w:val="28"/>
+        </w:rPr>
+        <w:t xml:space="preserve">Дополнение от 05.08.2026. У задач, где столбец «Вид проверочных работ» заполнен, под выпадающим списком появляется кнопка «🖼️ Как процесс (PMBOK)» — на снимках экрана выше её не видно, поскольку кнопка добавлена в интерфейс позже, чем сняты скриншоты этой части путеводителя. Кнопка открывает отдельную карточку, раскладывающую ту же задачу на вход, инструменты и методы контроля, выход и критерий приёмки по модели ITTO стандарта PMBOK; теоретическое обоснование этой раскладки и её отличие от диаграмм IDEF0 на страницах 2–3 вводного сценария практикума приведено в главе 3 учебника, раздел 3.4.</w:t>
+      </w:r>
+    </w:p>
+    <w:p>
+      <w:pPr>
+        <w:spacing w:after="0" w:before="0" w:line="360" w:lineRule="auto"/>
+        <w:ind w:firstLine="709"/>
+        <w:jc w:val="both"/>
+      </w:pPr>
+      <w:r>
+        <w:rPr>
+          <w:rFonts w:ascii="Times New Roman" w:cs="Times New Roman" w:eastAsia="Times New Roman" w:hAnsi="Times New Roman"/>
+          <w:b w:val="false"/>
+          <w:bCs w:val="false"/>
+          <w:i w:val="false"/>
+          <w:iCs w:val="false"/>
+          <w:sz w:val="28"/>
+          <w:szCs w:val="28"/>
+        </w:rPr>
+        <w:t xml:space="preserve">Действие: нажать кнопку у одной-двух задач для проверки, затем — «🖨️ Печать» или «💾 Скачать как PNG», чтобы получить карточку отдельным изображением. Для дальнейшей работы над таблицей задач эта кнопка не обязательна и не влияет на счётчики ловушек; у задач без метода контроля, а также у задач, добавленных вручную через «+ Добавить задачу вручную», кнопка не появляется.</w:t>
       </w:r>
     </w:p>
     <w:p>
